--- a/gse-transcripts/GSE_Court_Reporting_Day_02_October_13_2026.docx
+++ b/gse-transcripts/GSE_Court_Reporting_Day_02_October_13_2026.docx
@@ -8,14 +8,10 @@
       </w:pPr>
       <w:r>
         <w:rPr>
-          <w:rFonts w:ascii="Aptos Display" w:hAnsi="Aptos Display"/>
           <w:b/>
-          <w:color w:val="17365D"/>
-          <w:sz w:val="44"/>
+          <w:sz w:val="36"/>
         </w:rPr>
-        <w:t>GRANT SMITH ELLIS</w:t>
-        <w:br/>
-        <w:t>COURT REPORTING ARCHIVE</w:t>
+        <w:t>Grant Smith Ellis Court Log</w:t>
       </w:r>
     </w:p>
     <w:p>
@@ -25,9 +21,9 @@
       <w:r>
         <w:rPr>
           <w:b/>
-          <w:sz w:val="26"/>
+          <w:sz w:val="28"/>
         </w:rPr>
-        <w:t>United States v. Matthew Farwell</w:t>
+        <w:t>USA v. Matthew Farwell — October 13, 2026</w:t>
       </w:r>
     </w:p>
     <w:p>
@@ -37,9 +33,19 @@
       <w:r>
         <w:rPr>
           <w:i/>
+          <w:sz w:val="20"/>
         </w:rPr>
-        <w:t>October 13, 2026  |  First Day of Testimony</w:t>
-      </w:r>
+        <w:t xml:space="preserve">Reporting by Grant Smith Ellis (@GrantSmithEllis) · </w:t>
+      </w:r>
+      <w:hyperlink r:id="rId244">
+        <w:r>
+          <w:rPr>
+            <w:color w:val="0563C1"/>
+            <w:u w:val="single"/>
+          </w:rPr>
+          <w:t>YouTube</w:t>
+        </w:r>
+      </w:hyperlink>
     </w:p>
     <w:tbl>
       <w:tblPr>
@@ -68,35 +74,12 @@
           </w:tcPr>
           <w:p>
             <w:r>
-              <w:rPr>
-                <w:b/>
-              </w:rPr>
-              <w:t xml:space="preserve">About this report. </w:t>
-            </w:r>
-            <w:r>
-              <w:t>This document reconstructs Grant Smith Ellis's contemporaneous courtroom reporting from his posts on X. Grant-authored reporting is reproduced as retrieved and organized chronologically by testimony/proceeding. Retrieval limitations and editorial treatment are documented in Source &amp; Editorial Notes near the end.</w:t>
+              <w:t>About this report: This document reconstructs Grant Smith Ellis's contemporaneous courtroom reporting from his October 13, 2026 posts on X and is reproduced here in support of public access to the proceedings. Every reasonable effort is made to ensure accuracy and completeness; however, this document should be understood as neither an official court transcript nor a perfect reproduction of Grant's original reporting.</w:t>
             </w:r>
           </w:p>
         </w:tc>
       </w:tr>
     </w:tbl>
-    <w:p>
-      <w:r>
-        <w:rPr>
-          <w:b/>
-        </w:rPr>
-        <w:t xml:space="preserve">Source account: </w:t>
-      </w:r>
-      <w:hyperlink r:id="rId9">
-        <w:r>
-          <w:rPr>
-            <w:color w:val="1F4E79"/>
-            <w:u w:val="single"/>
-          </w:rPr>
-          <w:t>@GrantSmithEllis</w:t>
-        </w:r>
-      </w:hyperlink>
-    </w:p>
     <w:p>
       <w:pPr>
         <w:pStyle w:val="Heading1"/>
@@ -1285,7 +1268,7 @@
         <w:pStyle w:val="Heading2"/>
       </w:pPr>
       <w:r>
-        <w:t>Morning Testimony - Witness Identity Not Recovered</w:t>
+        <w:t>Detective Heather Cheever</w:t>
       </w:r>
     </w:p>
     <w:p>
@@ -1389,18 +1372,128 @@
           </w:tcPr>
           <w:p>
             <w:r>
-              <w:rPr>
-                <w:b/>
-              </w:rPr>
-              <w:t xml:space="preserve">Editorial retrieval marker: </w:t>
-            </w:r>
-            <w:r>
-              <w:t>The recovered corpus is sparse between the 9:26 AM curative instruction and the next recovered testimony at 9:43 AM. No testimony has been reconstructed from outside sources.</w:t>
+              <w:t>Coverage note: The recovered Grant-authored corpus is sparse between the 9:26 AM curative instruction and the next recovered testimony at 9:43 AM. No testimony has been reconstructed from outside sources.</w:t>
             </w:r>
           </w:p>
         </w:tc>
       </w:tr>
     </w:tbl>
+    <w:p>
+      <w:pPr>
+        <w:keepLines/>
+      </w:pPr>
+      <w:r>
+        <w:t xml:space="preserve">9:27:28 AM ET   </w:t>
+      </w:r>
+      <w:r>
+        <w:t>"The government may call its first witness."</w:t>
+        <w:br/>
+      </w:r>
+      <w:r>
+        <w:br/>
+      </w:r>
+      <w:r>
+        <w:t>"Detective Heather Cheever, please."</w:t>
+        <w:br/>
+      </w:r>
+      <w:r>
+        <w:br/>
+      </w:r>
+      <w:r>
+        <w:t>"She may be called."</w:t>
+        <w:br/>
+      </w:r>
+      <w:r>
+        <w:br/>
+      </w:r>
+      <w:r>
+        <w:t>Cheever walks right by me as she approaches the witness stand. She is directly across from the jury.</w:t>
+      </w:r>
+      <w:r>
+        <w:t xml:space="preserve">  </w:t>
+      </w:r>
+      <w:hyperlink r:id="rId223">
+        <w:r>
+          <w:rPr>
+            <w:color w:val="0563C1"/>
+            <w:u w:val="single"/>
+          </w:rPr>
+          <w:t>[X source]</w:t>
+        </w:r>
+      </w:hyperlink>
+    </w:p>
+    <w:p>
+      <w:pPr>
+        <w:keepLines/>
+      </w:pPr>
+      <w:r>
+        <w:t xml:space="preserve">9:34:03 AM ET   </w:t>
+      </w:r>
+      <w:r>
+        <w:t>"How old was she at the time?"</w:t>
+        <w:br/>
+      </w:r>
+      <w:r>
+        <w:br/>
+      </w:r>
+      <w:r>
+        <w:t>"15 years old."</w:t>
+        <w:br/>
+      </w:r>
+      <w:r>
+        <w:br/>
+      </w:r>
+      <w:r>
+        <w:t>"How did you come to meet her?"</w:t>
+        <w:br/>
+      </w:r>
+      <w:r>
+        <w:br/>
+      </w:r>
+      <w:r>
+        <w:t>"She was in the Police Explorer's program. I'd see her in the station. She would ask if we wanted coffee. She wanted to talk to us at the Stoughton Police Station."</w:t>
+        <w:br/>
+      </w:r>
+      <w:r>
+        <w:br/>
+      </w:r>
+      <w:r>
+        <w:t>"When she wanted to come and talk what did you discuss?"</w:t>
+        <w:br/>
+      </w:r>
+      <w:r>
+        <w:br/>
+      </w:r>
+      <w:r>
+        <w:t>"A lot of it would be her wanting to be a police officers, what the academy is like, what calls are like when you go out on them, what it is like to be a woman in law enforcement."</w:t>
+        <w:br/>
+      </w:r>
+      <w:r>
+        <w:br/>
+      </w:r>
+      <w:r>
+        <w:t>"Did she seem interested in the job?"</w:t>
+        <w:br/>
+      </w:r>
+      <w:r>
+        <w:br/>
+      </w:r>
+      <w:r>
+        <w:t>"Yes."</w:t>
+      </w:r>
+      <w:r>
+        <w:t xml:space="preserve">  </w:t>
+      </w:r>
+      <w:hyperlink r:id="rId224">
+        <w:r>
+          <w:rPr>
+            <w:color w:val="0563C1"/>
+            <w:u w:val="single"/>
+          </w:rPr>
+          <w:t>[X source]</w:t>
+        </w:r>
+      </w:hyperlink>
+    </w:p>
     <w:p>
       <w:pPr>
         <w:keepLines/>
@@ -1487,6 +1580,814 @@
         <w:keepLines/>
       </w:pPr>
       <w:r>
+        <w:t xml:space="preserve">9:45:10 AM ET   </w:t>
+      </w:r>
+      <w:r>
+        <w:t>"Would Sandra be there when you helped her mom?"</w:t>
+        <w:br/>
+      </w:r>
+      <w:r>
+        <w:br/>
+      </w:r>
+      <w:r>
+        <w:t>"Yes, Sandra was always there. Sandra was always polite and always talked with the first responders."</w:t>
+        <w:br/>
+      </w:r>
+      <w:r>
+        <w:br/>
+      </w:r>
+      <w:r>
+        <w:t>"Did you visit that Park Street address when you were off duty?"</w:t>
+        <w:br/>
+      </w:r>
+      <w:r>
+        <w:br/>
+      </w:r>
+      <w:r>
+        <w:t>"Yes, one time Sandra's cat had a litter of kittens and we adopted one of the kittens...my partner and I."</w:t>
+      </w:r>
+      <w:r>
+        <w:t xml:space="preserve">  </w:t>
+      </w:r>
+      <w:hyperlink r:id="rId225">
+        <w:r>
+          <w:rPr>
+            <w:color w:val="0563C1"/>
+            <w:u w:val="single"/>
+          </w:rPr>
+          <w:t>[X source]</w:t>
+        </w:r>
+      </w:hyperlink>
+    </w:p>
+    <w:p>
+      <w:pPr>
+        <w:keepLines/>
+      </w:pPr>
+      <w:r>
+        <w:t xml:space="preserve">9:46:14 AM ET   </w:t>
+      </w:r>
+      <w:r>
+        <w:t>"Did Sandra talk about her love of cats?"</w:t>
+        <w:br/>
+      </w:r>
+      <w:r>
+        <w:br/>
+      </w:r>
+      <w:r>
+        <w:t>"Yes, I also love cats, and Sandra and I talked about that a lot."</w:t>
+        <w:br/>
+      </w:r>
+      <w:r>
+        <w:br/>
+      </w:r>
+      <w:r>
+        <w:t>"Did Sandra then graduate from Stoughton High?"</w:t>
+        <w:br/>
+      </w:r>
+      <w:r>
+        <w:br/>
+      </w:r>
+      <w:r>
+        <w:t>"Yes, then she enlisted in the Army...however, the Army discovered a shellfish allergy and then Sandra was returned home."</w:t>
+        <w:br/>
+      </w:r>
+      <w:r>
+        <w:br/>
+      </w:r>
+      <w:r>
+        <w:t>"Where was Sandra before she returned home?"</w:t>
+        <w:br/>
+      </w:r>
+      <w:r>
+        <w:br/>
+      </w:r>
+      <w:r>
+        <w:t>"I forget the exact location, but Sandra told me it was out of state."</w:t>
+      </w:r>
+      <w:r>
+        <w:t xml:space="preserve">  </w:t>
+      </w:r>
+      <w:hyperlink r:id="rId226">
+        <w:r>
+          <w:rPr>
+            <w:color w:val="0563C1"/>
+            <w:u w:val="single"/>
+          </w:rPr>
+          <w:t>[X source]</w:t>
+        </w:r>
+      </w:hyperlink>
+    </w:p>
+    <w:p>
+      <w:pPr>
+        <w:keepLines/>
+      </w:pPr>
+      <w:r>
+        <w:t xml:space="preserve">9:47:05 AM ET   </w:t>
+      </w:r>
+      <w:r>
+        <w:t>"What did Sandra do next after her time in the army?"</w:t>
+        <w:br/>
+      </w:r>
+      <w:r>
+        <w:br/>
+      </w:r>
+      <w:r>
+        <w:t>"Sandra started college at Massasoit."</w:t>
+        <w:br/>
+      </w:r>
+      <w:r>
+        <w:br/>
+      </w:r>
+      <w:r>
+        <w:t>"Did her mother pass away shortly thereafter?"</w:t>
+        <w:br/>
+      </w:r>
+      <w:r>
+        <w:br/>
+      </w:r>
+      <w:r>
+        <w:t>"Yes, Sandra's mom passed away and Sandra was 18 at the time. I was close to Sandra and she was devastated, in 2016, when her mom died."</w:t>
+      </w:r>
+      <w:r>
+        <w:t xml:space="preserve">  </w:t>
+      </w:r>
+      <w:hyperlink r:id="rId227">
+        <w:r>
+          <w:rPr>
+            <w:color w:val="0563C1"/>
+            <w:u w:val="single"/>
+          </w:rPr>
+          <w:t>[X source]</w:t>
+        </w:r>
+      </w:hyperlink>
+    </w:p>
+    <w:p>
+      <w:pPr>
+        <w:keepLines/>
+      </w:pPr>
+      <w:r>
+        <w:t xml:space="preserve">9:48:58 AM ET   </w:t>
+      </w:r>
+      <w:r>
+        <w:t>"Sandra's grandmother, who Sandra was close to, then died a month after her mom had died. Sandra has not even processed the death of her mom and then another person who loved her passed away. Sandra then started reaching out to me a lot more. That's when I gave her my personal phone number. I told her to call me any time she needed. I told her I would be there for her."</w:t>
+        <w:br/>
+      </w:r>
+      <w:r>
+        <w:br/>
+      </w:r>
+      <w:r>
+        <w:t>"Was she sad and grieving?"</w:t>
+        <w:br/>
+      </w:r>
+      <w:r>
+        <w:br/>
+      </w:r>
+      <w:r>
+        <w:t>"Yes."</w:t>
+        <w:br/>
+      </w:r>
+      <w:r>
+        <w:br/>
+      </w:r>
+      <w:r>
+        <w:t>"Did you ever see her that sad again?"</w:t>
+        <w:br/>
+      </w:r>
+      <w:r>
+        <w:br/>
+      </w:r>
+      <w:r>
+        <w:t>"No."</w:t>
+        <w:br/>
+      </w:r>
+      <w:r>
+        <w:br/>
+      </w:r>
+      <w:r>
+        <w:t>"Did Sandra start feeling better over time?"</w:t>
+        <w:br/>
+      </w:r>
+      <w:r>
+        <w:br/>
+      </w:r>
+      <w:r>
+        <w:t>"Objection." - Defense</w:t>
+        <w:br/>
+      </w:r>
+      <w:r>
+        <w:br/>
+      </w:r>
+      <w:r>
+        <w:t>"Overruled." - Judge</w:t>
+        <w:br/>
+      </w:r>
+      <w:r>
+        <w:br/>
+      </w:r>
+      <w:r>
+        <w:t>"I noticed her mood improved because she stopped reaching out to much."</w:t>
+        <w:br/>
+      </w:r>
+      <w:r>
+        <w:br/>
+      </w:r>
+      <w:r>
+        <w:t>"Did she kill herself after her mom and grandmother died?"</w:t>
+        <w:br/>
+      </w:r>
+      <w:r>
+        <w:br/>
+      </w:r>
+      <w:r>
+        <w:t>"No."</w:t>
+      </w:r>
+      <w:r>
+        <w:t xml:space="preserve">  </w:t>
+      </w:r>
+      <w:hyperlink r:id="rId228">
+        <w:r>
+          <w:rPr>
+            <w:color w:val="0563C1"/>
+            <w:u w:val="single"/>
+          </w:rPr>
+          <w:t>[X source]</w:t>
+        </w:r>
+      </w:hyperlink>
+    </w:p>
+    <w:p>
+      <w:pPr>
+        <w:keepLines/>
+      </w:pPr>
+      <w:r>
+        <w:t xml:space="preserve">9:52:29 AM ET   </w:t>
+      </w:r>
+      <w:r>
+        <w:t>"Did Sandra tell you at some point that Darlene wanted to sell the home?"</w:t>
+        <w:br/>
+      </w:r>
+      <w:r>
+        <w:br/>
+      </w:r>
+      <w:r>
+        <w:t>"Yes, Sandra felt upset and lost. She didn't know where she was going to go."</w:t>
+        <w:br/>
+      </w:r>
+      <w:r>
+        <w:br/>
+      </w:r>
+      <w:r>
+        <w:t>"Did you respond on May 14th, 2020, to Holbrook ave?"</w:t>
+        <w:br/>
+      </w:r>
+      <w:r>
+        <w:br/>
+      </w:r>
+      <w:r>
+        <w:t>"Yes, there was a call for a well being check. Two officers responded, and I responded as well because I wanted to know if Sandra was okay."</w:t>
+        <w:br/>
+      </w:r>
+      <w:r>
+        <w:br/>
+      </w:r>
+      <w:r>
+        <w:t>"Was it a well being check for Sandra?"</w:t>
+        <w:br/>
+      </w:r>
+      <w:r>
+        <w:br/>
+      </w:r>
+      <w:r>
+        <w:t>"Yes."</w:t>
+        <w:br/>
+      </w:r>
+      <w:r>
+        <w:br/>
+      </w:r>
+      <w:r>
+        <w:t>"What was she doing?"</w:t>
+        <w:br/>
+      </w:r>
+      <w:r>
+        <w:br/>
+      </w:r>
+      <w:r>
+        <w:t>"She was sitting there at the table and she was angry. She had gotten into an argument with Darlene about the house being sold. Sandra had said a statement out of anger about wanting to hurt herself, but Sandra clarified that she didn't want to actually hurt herself, she was just angry at her aunt."</w:t>
+      </w:r>
+      <w:r>
+        <w:t xml:space="preserve">  </w:t>
+      </w:r>
+      <w:hyperlink r:id="rId229">
+        <w:r>
+          <w:rPr>
+            <w:color w:val="0563C1"/>
+            <w:u w:val="single"/>
+          </w:rPr>
+          <w:t>[X source]</w:t>
+        </w:r>
+      </w:hyperlink>
+    </w:p>
+    <w:p>
+      <w:pPr>
+        <w:keepLines/>
+      </w:pPr>
+      <w:r>
+        <w:t xml:space="preserve">9:54:49 AM ET   </w:t>
+      </w:r>
+      <w:r>
+        <w:t>"How long did you spend with Ms. Birchmore?"</w:t>
+        <w:br/>
+      </w:r>
+      <w:r>
+        <w:br/>
+      </w:r>
+      <w:r>
+        <w:t>"I was there for about 15 to 20 minutes."</w:t>
+        <w:br/>
+      </w:r>
+      <w:r>
+        <w:br/>
+      </w:r>
+      <w:r>
+        <w:t>"What did you observe about her?"</w:t>
+        <w:br/>
+      </w:r>
+      <w:r>
+        <w:br/>
+      </w:r>
+      <w:r>
+        <w:t>"I observed a lot of people living in one small area."</w:t>
+        <w:br/>
+      </w:r>
+      <w:r>
+        <w:br/>
+      </w:r>
+      <w:r>
+        <w:t>"Did you believe based on your training that Sandra Birchmore was suicidal?"</w:t>
+        <w:br/>
+      </w:r>
+      <w:r>
+        <w:br/>
+      </w:r>
+      <w:r>
+        <w:t>"Objection."</w:t>
+        <w:br/>
+      </w:r>
+      <w:r>
+        <w:br/>
+      </w:r>
+      <w:r>
+        <w:t>"Overruled."</w:t>
+        <w:br/>
+      </w:r>
+      <w:r>
+        <w:br/>
+      </w:r>
+      <w:r>
+        <w:t>"No, I did not think she was suicidal."</w:t>
+      </w:r>
+      <w:r>
+        <w:t xml:space="preserve">  </w:t>
+      </w:r>
+      <w:hyperlink r:id="rId230">
+        <w:r>
+          <w:rPr>
+            <w:color w:val="0563C1"/>
+            <w:u w:val="single"/>
+          </w:rPr>
+          <w:t>[X source]</w:t>
+        </w:r>
+      </w:hyperlink>
+    </w:p>
+    <w:p>
+      <w:pPr>
+        <w:keepLines/>
+      </w:pPr>
+      <w:r>
+        <w:t xml:space="preserve">9:58:46 AM ET   </w:t>
+      </w:r>
+      <w:r>
+        <w:t>"Did you encounter Sandra after that?"</w:t>
+        <w:br/>
+      </w:r>
+      <w:r>
+        <w:br/>
+      </w:r>
+      <w:r>
+        <w:t>"Yes."</w:t>
+        <w:br/>
+      </w:r>
+      <w:r>
+        <w:br/>
+      </w:r>
+      <w:r>
+        <w:t>"Was she ever suicidal again?"</w:t>
+        <w:br/>
+      </w:r>
+      <w:r>
+        <w:br/>
+      </w:r>
+      <w:r>
+        <w:t>"No."</w:t>
+        <w:br/>
+      </w:r>
+      <w:r>
+        <w:br/>
+      </w:r>
+      <w:r>
+        <w:t>"Did you run into her again?"</w:t>
+        <w:br/>
+      </w:r>
+      <w:r>
+        <w:br/>
+      </w:r>
+      <w:r>
+        <w:t>"Yes, I saw her in a Walgreens parking lot. She ran up to me, in about fall of 2020, and told me she was happy, she was so excited to have joined a new volleyball team, and she was working as a teacher's aide in Sharon public schools. She was really upbeat and easy going. She was so excited to talk about all the things she had going in her life. I just remember feeling so proud of her."</w:t>
+      </w:r>
+      <w:r>
+        <w:t xml:space="preserve">  </w:t>
+      </w:r>
+      <w:hyperlink r:id="rId231">
+        <w:r>
+          <w:rPr>
+            <w:color w:val="0563C1"/>
+            <w:u w:val="single"/>
+          </w:rPr>
+          <w:t>[X source]</w:t>
+        </w:r>
+      </w:hyperlink>
+    </w:p>
+    <w:p>
+      <w:pPr>
+        <w:keepLines/>
+      </w:pPr>
+      <w:r>
+        <w:t xml:space="preserve">9:59:56 AM ET   </w:t>
+      </w:r>
+      <w:r>
+        <w:t>"She told you she got a job in Sharon Public Schools?"</w:t>
+        <w:br/>
+      </w:r>
+      <w:r>
+        <w:br/>
+      </w:r>
+      <w:r>
+        <w:t>"Yes, she told me she told me she had always wanted to work with children. She loved them. She was so excited. Sandra came to my house when I had my child, and Sandra adored my son and loved being around him."</w:t>
+        <w:br/>
+      </w:r>
+      <w:r>
+        <w:br/>
+      </w:r>
+      <w:r>
+        <w:t>"Did Sandra talk about wanting to be a mom herself?"</w:t>
+        <w:br/>
+      </w:r>
+      <w:r>
+        <w:br/>
+      </w:r>
+      <w:r>
+        <w:t>"Yes, Sandra talked to me about that multiple times."</w:t>
+      </w:r>
+      <w:r>
+        <w:t xml:space="preserve">  </w:t>
+      </w:r>
+      <w:hyperlink r:id="rId232">
+        <w:r>
+          <w:rPr>
+            <w:color w:val="0563C1"/>
+            <w:u w:val="single"/>
+          </w:rPr>
+          <w:t>[X source]</w:t>
+        </w:r>
+      </w:hyperlink>
+    </w:p>
+    <w:p>
+      <w:pPr>
+        <w:keepLines/>
+      </w:pPr>
+      <w:r>
+        <w:t xml:space="preserve">10:03:35 AM ET   </w:t>
+      </w:r>
+      <w:r>
+        <w:t>"Sandra mentioned a new apartment as well?"</w:t>
+        <w:br/>
+      </w:r>
+      <w:r>
+        <w:br/>
+      </w:r>
+      <w:r>
+        <w:t>"Yes, Sandra mentioned her new apartment, and she mentioned she had a new cat. Sandra mentioned she loved this new responsibility."</w:t>
+        <w:br/>
+      </w:r>
+      <w:r>
+        <w:br/>
+      </w:r>
+      <w:r>
+        <w:t>"Did you see her again?"</w:t>
+        <w:br/>
+      </w:r>
+      <w:r>
+        <w:br/>
+      </w:r>
+      <w:r>
+        <w:t>"No."</w:t>
+        <w:br/>
+      </w:r>
+      <w:r>
+        <w:br/>
+      </w:r>
+      <w:r>
+        <w:t>"Did you learn she later died?"</w:t>
+        <w:br/>
+      </w:r>
+      <w:r>
+        <w:br/>
+      </w:r>
+      <w:r>
+        <w:t>"Yes, a group of Stoughton Police Officers had a group text for female cops. We were chatting and someone told me Sandra died by suicide. I was shocked. I couldn't believe it."</w:t>
+        <w:br/>
+      </w:r>
+      <w:r>
+        <w:br/>
+      </w:r>
+      <w:r>
+        <w:t>"Objection!" - Defense</w:t>
+        <w:br/>
+      </w:r>
+      <w:r>
+        <w:br/>
+      </w:r>
+      <w:r>
+        <w:t>"Overruled!" - Judge</w:t>
+        <w:br/>
+      </w:r>
+      <w:r>
+        <w:br/>
+      </w:r>
+      <w:r>
+        <w:t>"Did you learn Sandra was pregnant?"</w:t>
+        <w:br/>
+      </w:r>
+      <w:r>
+        <w:br/>
+      </w:r>
+      <w:r>
+        <w:t>"Yes, and I was shocked that Sandra would take her life because she wouldn't do that if she was pregnant."</w:t>
+        <w:br/>
+      </w:r>
+      <w:r>
+        <w:br/>
+      </w:r>
+      <w:r>
+        <w:t>"At any point before Ms. Birchmore died did she tell you she was in a sexual relationship with the defendant?"</w:t>
+        <w:br/>
+      </w:r>
+      <w:r>
+        <w:br/>
+      </w:r>
+      <w:r>
+        <w:t>"No, she did not tell me."</w:t>
+        <w:br/>
+      </w:r>
+      <w:r>
+        <w:br/>
+      </w:r>
+      <w:r>
+        <w:t>"If she told you in 2013 that she was having a sexual relationship with the defendant, what would you have done?"</w:t>
+        <w:br/>
+      </w:r>
+      <w:r>
+        <w:br/>
+      </w:r>
+      <w:r>
+        <w:t>"I would have reported it."</w:t>
+        <w:br/>
+      </w:r>
+      <w:r>
+        <w:br/>
+      </w:r>
+      <w:r>
+        <w:t>"Why?"</w:t>
+        <w:br/>
+      </w:r>
+      <w:r>
+        <w:br/>
+      </w:r>
+      <w:r>
+        <w:t>"Because it's a crime."</w:t>
+        <w:br/>
+      </w:r>
+      <w:r>
+        <w:br/>
+      </w:r>
+      <w:r>
+        <w:t>"If Sandra told you that in 2021, she slept with the defendant in 2015, what would you have done?"</w:t>
+        <w:br/>
+      </w:r>
+      <w:r>
+        <w:br/>
+      </w:r>
+      <w:r>
+        <w:t>"Objection."</w:t>
+        <w:br/>
+      </w:r>
+      <w:r>
+        <w:br/>
+      </w:r>
+      <w:r>
+        <w:t>"Sustained."</w:t>
+        <w:br/>
+      </w:r>
+      <w:r>
+        <w:br/>
+      </w:r>
+      <w:r>
+        <w:t>"May I be heard your honor?"</w:t>
+        <w:br/>
+      </w:r>
+      <w:r>
+        <w:br/>
+      </w:r>
+      <w:r>
+        <w:t>"No, next question counsel."</w:t>
+      </w:r>
+      <w:r>
+        <w:t xml:space="preserve">  </w:t>
+      </w:r>
+      <w:hyperlink r:id="rId233">
+        <w:r>
+          <w:rPr>
+            <w:color w:val="0563C1"/>
+            <w:u w:val="single"/>
+          </w:rPr>
+          <w:t>[X source]</w:t>
+        </w:r>
+      </w:hyperlink>
+    </w:p>
+    <w:p>
+      <w:pPr>
+        <w:keepLines/>
+      </w:pPr>
+      <w:r>
+        <w:t xml:space="preserve">10:05:32 AM ET   </w:t>
+      </w:r>
+      <w:r>
+        <w:t>This is the video of Sandra, actually, coming inside after cleaning her car of snow.</w:t>
+        <w:br/>
+      </w:r>
+      <w:r>
+        <w:br/>
+      </w:r>
+      <w:r>
+        <w:t>Now we see Farwell's arrival at Sandra's apartment after 9PM ET that night.</w:t>
+        <w:br/>
+      </w:r>
+      <w:r>
+        <w:br/>
+      </w:r>
+      <w:r>
+        <w:t>"Who is the person in that video?"</w:t>
+        <w:br/>
+      </w:r>
+      <w:r>
+        <w:br/>
+      </w:r>
+      <w:r>
+        <w:t>"Matthew Farwell."</w:t>
+      </w:r>
+      <w:r>
+        <w:t xml:space="preserve">  </w:t>
+      </w:r>
+      <w:hyperlink r:id="rId234">
+        <w:r>
+          <w:rPr>
+            <w:color w:val="0563C1"/>
+            <w:u w:val="single"/>
+          </w:rPr>
+          <w:t>[X source]</w:t>
+        </w:r>
+      </w:hyperlink>
+    </w:p>
+    <w:p>
+      <w:pPr>
+        <w:keepLines/>
+      </w:pPr>
+      <w:r>
+        <w:t xml:space="preserve">10:06:25 AM ET   </w:t>
+      </w:r>
+      <w:r>
+        <w:t>"What if anything did you notice the defendant had on his face?"</w:t>
+        <w:br/>
+      </w:r>
+      <w:r>
+        <w:br/>
+      </w:r>
+      <w:r>
+        <w:t>"A hospital mask."</w:t>
+        <w:br/>
+      </w:r>
+      <w:r>
+        <w:br/>
+      </w:r>
+      <w:r>
+        <w:t>"Did you work alongside the defendant during the COIVD pandemic?"</w:t>
+        <w:br/>
+      </w:r>
+      <w:r>
+        <w:br/>
+      </w:r>
+      <w:r>
+        <w:t>"Yes, and the police station took certain measures during that time. People had to wear masks."</w:t>
+        <w:br/>
+      </w:r>
+      <w:r>
+        <w:br/>
+      </w:r>
+      <w:r>
+        <w:t>"Did the defendant wear masks when he was required to do so?"</w:t>
+        <w:br/>
+      </w:r>
+      <w:r>
+        <w:br/>
+      </w:r>
+      <w:r>
+        <w:t>"Never."</w:t>
+      </w:r>
+      <w:r>
+        <w:t xml:space="preserve">  </w:t>
+      </w:r>
+      <w:hyperlink r:id="rId235">
+        <w:r>
+          <w:rPr>
+            <w:color w:val="0563C1"/>
+            <w:u w:val="single"/>
+          </w:rPr>
+          <w:t>[X source]</w:t>
+        </w:r>
+      </w:hyperlink>
+    </w:p>
+    <w:p>
+      <w:pPr>
+        <w:keepLines/>
+      </w:pPr>
+      <w:r>
+        <w:t xml:space="preserve">10:07:05 AM ET   </w:t>
+      </w:r>
+      <w:r>
+        <w:t>"You indicated you never saw him wear a mask?"</w:t>
+        <w:br/>
+      </w:r>
+      <w:r>
+        <w:br/>
+      </w:r>
+      <w:r>
+        <w:t>"Correct."</w:t>
+        <w:br/>
+      </w:r>
+      <w:r>
+        <w:br/>
+      </w:r>
+      <w:r>
+        <w:t>"Did he make any statements about his attitude for mask wearing?"</w:t>
+        <w:br/>
+      </w:r>
+      <w:r>
+        <w:br/>
+      </w:r>
+      <w:r>
+        <w:t>"Farwell said he didn't care about COIVD or wearing a mask."</w:t>
+        <w:br/>
+      </w:r>
+      <w:r>
+        <w:br/>
+      </w:r>
+      <w:r>
+        <w:t>No further questions.</w:t>
+        <w:br/>
+      </w:r>
+      <w:r>
+        <w:br/>
+      </w:r>
+      <w:r>
+        <w:t>Cross now.</w:t>
+      </w:r>
+      <w:r>
+        <w:t xml:space="preserve">  </w:t>
+      </w:r>
+      <w:hyperlink r:id="rId236">
+        <w:r>
+          <w:rPr>
+            <w:color w:val="0563C1"/>
+            <w:u w:val="single"/>
+          </w:rPr>
+          <w:t>[X source]</w:t>
+        </w:r>
+      </w:hyperlink>
+    </w:p>
+    <w:p>
+      <w:pPr>
+        <w:keepLines/>
+      </w:pPr>
+      <w:r>
         <w:rPr>
           <w:b/>
           <w:color w:val="595959"/>
@@ -1793,11 +2694,133 @@
     </w:p>
     <w:p>
       <w:pPr>
-        <w:pStyle w:val="Heading2"/>
-      </w:pPr>
-      <w:r>
-        <w:t>School Supervisor Testimony - Name Not Recovered</w:t>
-      </w:r>
+        <w:keepLines/>
+      </w:pPr>
+      <w:r>
+        <w:t xml:space="preserve">11:02:40 AM ET   </w:t>
+      </w:r>
+      <w:r>
+        <w:t>"Did the CPAC unit ever interview you or your colleagues?</w:t>
+        <w:br/>
+      </w:r>
+      <w:r>
+        <w:br/>
+      </w:r>
+      <w:r>
+        <w:t>"No."</w:t>
+        <w:br/>
+      </w:r>
+      <w:r>
+        <w:br/>
+      </w:r>
+      <w:r>
+        <w:t>"Did anyone ask you about your messages about Sandra for 2-3 years after Sandra died?"</w:t>
+        <w:br/>
+      </w:r>
+      <w:r>
+        <w:br/>
+      </w:r>
+      <w:r>
+        <w:t>"No."</w:t>
+        <w:br/>
+      </w:r>
+      <w:r>
+        <w:br/>
+      </w:r>
+      <w:r>
+        <w:t>"Who was the first agency to ask you about Sandra Birchmore's death?"</w:t>
+        <w:br/>
+      </w:r>
+      <w:r>
+        <w:br/>
+      </w:r>
+      <w:r>
+        <w:t>"The FBI."</w:t>
+        <w:br/>
+      </w:r>
+      <w:r>
+        <w:br/>
+      </w:r>
+      <w:r>
+        <w:t>Morning break.</w:t>
+        <w:br/>
+      </w:r>
+      <w:r>
+        <w:br/>
+      </w:r>
+      <w:r>
+        <w:t>We'll be back in 20 minutes.</w:t>
+      </w:r>
+      <w:r>
+        <w:t xml:space="preserve">  </w:t>
+      </w:r>
+      <w:hyperlink r:id="rId237">
+        <w:r>
+          <w:rPr>
+            <w:color w:val="0563C1"/>
+            <w:u w:val="single"/>
+          </w:rPr>
+          <w:t>[X source]</w:t>
+        </w:r>
+      </w:hyperlink>
+    </w:p>
+    <w:p>
+      <w:pPr>
+        <w:keepLines/>
+      </w:pPr>
+      <w:r>
+        <w:t xml:space="preserve">11:27:00 AM ET   </w:t>
+      </w:r>
+      <w:r>
+        <w:t>"You said sometimes messages from Sandra, while you were a new mother, were a lot, why?"</w:t>
+        <w:br/>
+      </w:r>
+      <w:r>
+        <w:br/>
+      </w:r>
+      <w:r>
+        <w:t>"Because Sandra would send floods of messages, one after another, and it was hard to keep up."</w:t>
+        <w:br/>
+      </w:r>
+      <w:r>
+        <w:br/>
+      </w:r>
+      <w:r>
+        <w:t>"Did Sandra have a prom?"</w:t>
+        <w:br/>
+      </w:r>
+      <w:r>
+        <w:br/>
+      </w:r>
+      <w:r>
+        <w:t>"Yes, when she graduated."</w:t>
+        <w:br/>
+      </w:r>
+      <w:r>
+        <w:br/>
+      </w:r>
+      <w:r>
+        <w:t>"Would anything in the police explorer's program require an instructor to spend a prom night with a student?"</w:t>
+        <w:br/>
+      </w:r>
+      <w:r>
+        <w:br/>
+      </w:r>
+      <w:r>
+        <w:t>"No."</w:t>
+      </w:r>
+      <w:r>
+        <w:t xml:space="preserve">  </w:t>
+      </w:r>
+      <w:hyperlink r:id="rId238">
+        <w:r>
+          <w:rPr>
+            <w:color w:val="0563C1"/>
+            <w:u w:val="single"/>
+          </w:rPr>
+          <w:t>[X source]</w:t>
+        </w:r>
+      </w:hyperlink>
     </w:p>
     <w:p>
       <w:pPr>
@@ -1837,6 +2860,102 @@
         <w:keepLines/>
       </w:pPr>
       <w:r>
+        <w:t xml:space="preserve">11:29:09 AM ET   </w:t>
+      </w:r>
+      <w:r>
+        <w:t>Re-cross now.</w:t>
+        <w:br/>
+      </w:r>
+      <w:r>
+        <w:br/>
+      </w:r>
+      <w:r>
+        <w:t>"You said it's okay to accept but not send a friend request on FB?"</w:t>
+        <w:br/>
+      </w:r>
+      <w:r>
+        <w:br/>
+      </w:r>
+      <w:r>
+        <w:t>"Yes, it's not a department policy it's my position sending a friend request in that situation would be inappropriate. It's not appropriate to send a 15 year old a friend request."</w:t>
+      </w:r>
+      <w:r>
+        <w:t xml:space="preserve">  </w:t>
+      </w:r>
+      <w:hyperlink r:id="rId239">
+        <w:r>
+          <w:rPr>
+            <w:color w:val="0563C1"/>
+            <w:u w:val="single"/>
+          </w:rPr>
+          <w:t>[X source]</w:t>
+        </w:r>
+      </w:hyperlink>
+    </w:p>
+    <w:p>
+      <w:pPr>
+        <w:keepLines/>
+      </w:pPr>
+      <w:r>
+        <w:t xml:space="preserve">11:30:20 AM ET   </w:t>
+      </w:r>
+      <w:r>
+        <w:t>"You saw Sandra was Facebook friends with Stoughton Police Officer Robert Devine, didn't you?"</w:t>
+        <w:br/>
+      </w:r>
+      <w:r>
+        <w:br/>
+      </w:r>
+      <w:r>
+        <w:t>"I don't recall who she was Facebook friends with, and I don't recall a Facebook profile named Robert Devine."</w:t>
+        <w:br/>
+      </w:r>
+      <w:r>
+        <w:br/>
+      </w:r>
+      <w:r>
+        <w:t>"Did you know Robert Devine was on Facebook?"</w:t>
+        <w:br/>
+      </w:r>
+      <w:r>
+        <w:br/>
+      </w:r>
+      <w:r>
+        <w:t>"I don't know."</w:t>
+        <w:br/>
+      </w:r>
+      <w:r>
+        <w:br/>
+      </w:r>
+      <w:r>
+        <w:t>(Devine used an account called Martin Riggs).</w:t>
+      </w:r>
+      <w:r>
+        <w:t xml:space="preserve">  </w:t>
+      </w:r>
+      <w:hyperlink r:id="rId240">
+        <w:r>
+          <w:rPr>
+            <w:color w:val="0563C1"/>
+            <w:u w:val="single"/>
+          </w:rPr>
+          <w:t>[X source]</w:t>
+        </w:r>
+      </w:hyperlink>
+    </w:p>
+    <w:p>
+      <w:pPr>
+        <w:pStyle w:val="Heading2"/>
+      </w:pPr>
+      <w:r>
+        <w:t>Cheryl Carlson — Former Assistant Principal, Sharon Public Schools</w:t>
+      </w:r>
+    </w:p>
+    <w:p>
+      <w:pPr>
+        <w:keepLines/>
+      </w:pPr>
+      <w:r>
         <w:rPr>
           <w:b/>
           <w:color w:val="595959"/>
@@ -1915,6 +3034,50 @@
         <w:keepLines/>
       </w:pPr>
       <w:r>
+        <w:t xml:space="preserve">11:51:45 AM ET   </w:t>
+      </w:r>
+      <w:r>
+        <w:t>"After initiating the wellness check, did you learn something about what happened to Ms. Birchmore?"</w:t>
+        <w:br/>
+      </w:r>
+      <w:r>
+        <w:br/>
+      </w:r>
+      <w:r>
+        <w:t>"Yes, that same day, a few hours later, we were told Sandra committed suicide."</w:t>
+        <w:br/>
+      </w:r>
+      <w:r>
+        <w:br/>
+      </w:r>
+      <w:r>
+        <w:t>"How did you react to that?"</w:t>
+        <w:br/>
+      </w:r>
+      <w:r>
+        <w:br/>
+      </w:r>
+      <w:r>
+        <w:t>"It didn't make sense to me. Sandra was so determined to have that baby. It just didn't fit with her character."</w:t>
+      </w:r>
+      <w:r>
+        <w:t xml:space="preserve">  </w:t>
+      </w:r>
+      <w:hyperlink r:id="rId241">
+        <w:r>
+          <w:rPr>
+            <w:color w:val="0563C1"/>
+            <w:u w:val="single"/>
+          </w:rPr>
+          <w:t>[X source]</w:t>
+        </w:r>
+      </w:hyperlink>
+    </w:p>
+    <w:p>
+      <w:pPr>
+        <w:keepLines/>
+      </w:pPr>
+      <w:r>
         <w:rPr>
           <w:b/>
           <w:color w:val="595959"/>
@@ -1987,6 +3150,43 @@
         <w:keepLines/>
       </w:pPr>
       <w:r>
+        <w:t xml:space="preserve">12:02:48 PM ET   </w:t>
+      </w:r>
+      <w:r>
+        <w:t>"Did you tell your co-workers that she was claiming to be pregnant?"</w:t>
+        <w:br/>
+      </w:r>
+      <w:r>
+        <w:br/>
+      </w:r>
+      <w:r>
+        <w:t>"I used language in the email that indicated her child's father did not want her to have the baby."</w:t>
+        <w:br/>
+      </w:r>
+      <w:r>
+        <w:br/>
+      </w:r>
+      <w:r>
+        <w:t>[Towel Note: Wow! Why would the defense bring that out on cross!]</w:t>
+      </w:r>
+      <w:r>
+        <w:t xml:space="preserve">  </w:t>
+      </w:r>
+      <w:hyperlink r:id="rId242">
+        <w:r>
+          <w:rPr>
+            <w:color w:val="0563C1"/>
+            <w:u w:val="single"/>
+          </w:rPr>
+          <w:t>[X source]</w:t>
+        </w:r>
+      </w:hyperlink>
+    </w:p>
+    <w:p>
+      <w:pPr>
+        <w:keepLines/>
+      </w:pPr>
+      <w:r>
         <w:rPr>
           <w:b/>
           <w:color w:val="595959"/>
@@ -2059,6 +3259,57 @@
         <w:keepLines/>
       </w:pPr>
       <w:r>
+        <w:t xml:space="preserve">12:13:32 PM ET   </w:t>
+      </w:r>
+      <w:r>
+        <w:t>"Do you know how Sandra spent Christmas or Thanksgiving?"</w:t>
+        <w:br/>
+      </w:r>
+      <w:r>
+        <w:br/>
+      </w:r>
+      <w:r>
+        <w:t>"I don't."</w:t>
+        <w:br/>
+      </w:r>
+      <w:r>
+        <w:br/>
+      </w:r>
+      <w:r>
+        <w:t>"You knew she was having financial problems?"</w:t>
+        <w:br/>
+      </w:r>
+      <w:r>
+        <w:br/>
+      </w:r>
+      <w:r>
+        <w:t>"Yes, she used the money to get trinkets for the kids in the classroom."</w:t>
+        <w:br/>
+      </w:r>
+      <w:r>
+        <w:br/>
+      </w:r>
+      <w:r>
+        <w:t>[Towel note; Oh that breaks my heart. That's what Sandra needed the $248 for.]</w:t>
+      </w:r>
+      <w:r>
+        <w:t xml:space="preserve">  </w:t>
+      </w:r>
+      <w:hyperlink r:id="rId243">
+        <w:r>
+          <w:rPr>
+            <w:color w:val="0563C1"/>
+            <w:u w:val="single"/>
+          </w:rPr>
+          <w:t>[X source]</w:t>
+        </w:r>
+      </w:hyperlink>
+    </w:p>
+    <w:p>
+      <w:pPr>
+        <w:keepLines/>
+      </w:pPr>
+      <w:r>
         <w:rPr>
           <w:b/>
           <w:color w:val="595959"/>
@@ -2260,7 +3511,7 @@
         <w:pStyle w:val="Heading2"/>
       </w:pPr>
       <w:r>
-        <w:t>Canton Woods Property Manager</w:t>
+        <w:t>Erin Porter — Canton Woods Property Manager</w:t>
       </w:r>
     </w:p>
     <w:p>
@@ -8321,144 +9572,92 @@
     </w:p>
     <w:p>
       <w:pPr>
-        <w:pStyle w:val="Heading1"/>
-      </w:pPr>
-      <w:r>
-        <w:t>Source &amp; Editorial Notes</w:t>
-      </w:r>
-    </w:p>
-    <w:p>
+        <w:jc w:val="center"/>
+      </w:pPr>
       <w:r>
         <w:rPr>
           <w:b/>
         </w:rPr>
-        <w:t xml:space="preserve">Primary-source rule: </w:t>
-      </w:r>
-      <w:r>
-        <w:t>Report content is limited to posts authored by @GrantSmithEllis. Secondary reporting was not used to complete missing testimony or supply missing wording.</w:t>
+        <w:t>Support the reporting</w:t>
       </w:r>
     </w:p>
     <w:p>
-      <w:r>
-        <w:rPr>
-          <w:b/>
-        </w:rPr>
-        <w:t xml:space="preserve">Recovered source sets: </w:t>
-      </w:r>
-      <w:r>
-        <w:t>The reconstruction was deduplicated by X status ID across the authenticated October 13 date search, authenticated timeline recovery, and thread exports. The timeline proved important because it recovered morning statuses absent from the capped date-search result.</w:t>
+      <w:pPr>
+        <w:jc w:val="center"/>
+      </w:pPr>
+      <w:r>
+        <w:t>This archive is made possible by Grant Smith Ellis's excellent on-the-ground courtroom reporting and his permission to use that work in this project. If you've found the reporting useful and would like to support his work directly:</w:t>
       </w:r>
     </w:p>
     <w:p>
-      <w:r>
-        <w:rPr>
-          <w:b/>
-        </w:rPr>
-        <w:t xml:space="preserve">Replies: </w:t>
-      </w:r>
-      <w:r>
-        <w:t>Grant-authored replies were retained when they continue, expand, correct, or otherwise form part of his courtroom reporting. Replies by other users are not report content.</w:t>
-      </w:r>
-    </w:p>
-    <w:p>
-      <w:r>
-        <w:rPr>
-          <w:b/>
-        </w:rPr>
-        <w:t xml:space="preserve">Retweets and social material: </w:t>
-      </w:r>
-      <w:r>
-        <w:t>Retweets/reposts, donation solicitations, conversational replies to other users, and unrelated lunch-break encounters were excluded from the substantive chronology.</w:t>
-      </w:r>
-    </w:p>
-    <w:p>
-      <w:r>
-        <w:rPr>
-          <w:b/>
-        </w:rPr>
-        <w:t xml:space="preserve">Witness headings: </w:t>
-      </w:r>
-      <w:r>
-        <w:t>Headings are editorial organization. Names are used only where Grant's recovered reporting identifies the witness. Where the retrieved corpus does not establish a name, the heading says so rather than inferring identity from outside sources.</w:t>
-      </w:r>
-    </w:p>
-    <w:p>
-      <w:r>
-        <w:rPr>
-          <w:b/>
-        </w:rPr>
-        <w:t xml:space="preserve">Morning non-contiguity: </w:t>
-      </w:r>
-      <w:r>
-        <w:t>The morning recovery is demonstrably incomplete in places. Grant's authenticated timeline fills substantial portions of the apparent 9:21 AM-12:43 PM seam, but some stretches remain sparse. The user independently recalls a courtroom disruption that day; because Grant's recovered posts do not establish exactly which silence corresponds to that disruption, this report does not label any specific retrieval gap as a court recess or disruption unless Grant did so.</w:t>
-      </w:r>
-    </w:p>
-    <w:p>
-      <w:r>
-        <w:rPr>
-          <w:b/>
-        </w:rPr>
-        <w:t xml:space="preserve">Original wording: </w:t>
-      </w:r>
-      <w:r>
-        <w:t>Grant's wording, capitalization, apparent typos, and contemporaneous commentary are preserved. For example, his post describing Exhibits 41 and 43 says February 1, 2024; the archive does not silently change that date.</w:t>
-      </w:r>
-    </w:p>
-    <w:p>
-      <w:r>
-        <w:rPr>
-          <w:b/>
-        </w:rPr>
-        <w:t xml:space="preserve">Graphic exhibits: </w:t>
-      </w:r>
-      <w:r>
-        <w:t>Sensitive scene/body exhibits are not embedded, cropped, thumbnailed, or previewed. The sensitive/external-only set for this archive includes Exhibits 9, 10, 11, 14, 16, 20, 21, 23, 35, and 60.</w:t>
-      </w:r>
-      <w:r>
-        <w:t xml:space="preserve"> </w:t>
-      </w:r>
-      <w:hyperlink r:id="rId202">
+      <w:pPr>
+        <w:jc w:val="center"/>
+      </w:pPr>
+      <w:hyperlink r:id="rId245">
         <w:r>
           <w:rPr>
             <w:color w:val="0563C1"/>
             <w:u w:val="single"/>
+            <w:b/>
           </w:rPr>
-          <w:t>Court-released trial materials folder</w:t>
+          <w:t>Venmo</w:t>
         </w:r>
       </w:hyperlink>
       <w:r>
-        <w:t xml:space="preserve"> (external; viewer discretion advised).</w:t>
-      </w:r>
+        <w:t xml:space="preserve"> · </w:t>
+      </w:r>
+      <w:hyperlink r:id="rId246">
+        <w:r>
+          <w:rPr>
+            <w:color w:val="0563C1"/>
+            <w:u w:val="single"/>
+            <w:b/>
+          </w:rPr>
+          <w:t>PayPal</w:t>
+        </w:r>
+      </w:hyperlink>
     </w:p>
     <w:p>
+      <w:pPr>
+        <w:jc w:val="center"/>
+      </w:pPr>
       <w:r>
         <w:rPr>
-          <w:b/>
+          <w:i/>
         </w:rPr>
-        <w:t xml:space="preserve">Accidental display: </w:t>
-      </w:r>
-      <w:r>
-        <w:t>Grant reported that the defense unexpectedly displayed a photograph showing Sandra Birchmore after death and that the judge subsequently cautioned counsel to display the correct exhibits. Where Grant's recovered reporting does not securely identify the accidentally displayed image by exhibit number, this archive does not guess.</w:t>
+        <w:t>All donations go directly to Grant Smith Ellis; this archive is unaffiliated with and receives no proceeds from them.</w:t>
       </w:r>
     </w:p>
     <w:p>
-      <w:r>
-        <w:rPr>
-          <w:b/>
-        </w:rPr>
-        <w:t xml:space="preserve">Supplemental court-released material: </w:t>
-      </w:r>
-      <w:hyperlink r:id="rId202">
-        <w:r>
-          <w:rPr>
-            <w:color w:val="1F4E79"/>
-            <w:u w:val="single"/>
-          </w:rPr>
-          <w:t>Court-released trial materials folder</w:t>
-        </w:r>
-      </w:hyperlink>
-      <w:r>
-        <w:t>. This location was supplied by the user and is listed for navigation only; it was not used to reconstruct or alter Grant's reporting in this document.</w:t>
+      <w:pPr>
+        <w:pStyle w:val="Heading1"/>
+      </w:pPr>
+      <w:r>
+        <w:t>Source &amp; Editorial Notes</w:t>
+      </w:r>
+    </w:p>
+    <w:p>
+      <w:pPr/>
+      <w:r>
+        <w:t>Exhibits: Referenced trial exhibits are not independently reproduced or verified unless expressly included in the report. Sensitive scene/body exhibits remain external-only and are not previewed in this archive.</w:t>
+      </w:r>
+    </w:p>
+    <w:p>
+      <w:pPr/>
+      <w:r>
+        <w:t>Editorial organization: Posts are arranged chronologically by witness or proceeding. Witness headings are editorial organization. Where a name absent from the recovered Grant corpus could be independently confirmed from contemporaneous reporting, the heading identifies the witness; no missing testimony is reconstructed from those outside sources.</w:t>
+      </w:r>
+    </w:p>
+    <w:p>
+      <w:pPr/>
+      <w:r>
+        <w:t>Retrieval and preservation: Reporting was retrieved using multiple methods and cross-checked for gaps. Distinct posts are preserved even when their wording overlaps, and Grant's original wording, spelling, punctuation, @mentions, and apparent typographical errors are generally retained.</w:t>
+      </w:r>
+    </w:p>
+    <w:p>
+      <w:pPr/>
+      <w:r>
+        <w:t>Source: This reconstruction is based on contemporaneous posts authored by @GrantSmithEllis. Other users' posts are not used as factual courtroom narrative.</w:t>
       </w:r>
     </w:p>
     <w:p>
@@ -11488,99 +12687,6 @@
         <w:t>. Exhibit 60 remains subject to the same sensitivity procedure but is outside the 9-39 crime-scene range discussed above.</w:t>
       </w:r>
     </w:p>
-    <w:p>
-      <w:pPr>
-        <w:keepNext/>
-        <w:keepLines/>
-        <w:jc w:val="center"/>
-      </w:pPr>
-      <w:r>
-        <w:rPr>
-          <w:sz w:val="16"/>
-        </w:rPr>
-        <w:t>——————————————————</w:t>
-      </w:r>
-    </w:p>
-    <w:p>
-      <w:pPr>
-        <w:keepNext/>
-        <w:keepLines/>
-        <w:jc w:val="center"/>
-      </w:pPr>
-      <w:r>
-        <w:rPr>
-          <w:b/>
-          <w:sz w:val="22"/>
-        </w:rPr>
-        <w:t>Support the reporting</w:t>
-      </w:r>
-    </w:p>
-    <w:p>
-      <w:pPr>
-        <w:keepNext/>
-        <w:keepLines/>
-        <w:jc w:val="center"/>
-      </w:pPr>
-      <w:r>
-        <w:rPr>
-          <w:sz w:val="18"/>
-        </w:rPr>
-        <w:t>This archive is made possible by Grant Smith Ellis’s excellent on-the-ground courtroom reporting and his permission to use that work in this project. If you’ve found the reporting useful and would like to support his work directly:</w:t>
-      </w:r>
-    </w:p>
-    <w:p>
-      <w:pPr>
-        <w:keepNext/>
-        <w:keepLines/>
-        <w:jc w:val="center"/>
-      </w:pPr>
-      <w:hyperlink r:id="rId223">
-        <w:r>
-          <w:rPr>
-            <w:color w:val="0563C1"/>
-            <w:u w:val="single"/>
-          </w:rPr>
-          <w:t>Venmo</w:t>
-        </w:r>
-      </w:hyperlink>
-      <w:r>
-        <w:t xml:space="preserve">  ·  </w:t>
-      </w:r>
-      <w:hyperlink r:id="rId224">
-        <w:r>
-          <w:rPr>
-            <w:color w:val="0563C1"/>
-            <w:u w:val="single"/>
-          </w:rPr>
-          <w:t>Cash App</w:t>
-        </w:r>
-      </w:hyperlink>
-      <w:r>
-        <w:t xml:space="preserve">  ·  </w:t>
-      </w:r>
-      <w:hyperlink r:id="rId225">
-        <w:r>
-          <w:rPr>
-            <w:color w:val="0563C1"/>
-            <w:u w:val="single"/>
-          </w:rPr>
-          <w:t>PayPal</w:t>
-        </w:r>
-      </w:hyperlink>
-    </w:p>
-    <w:p>
-      <w:pPr>
-        <w:keepLines/>
-        <w:jc w:val="center"/>
-      </w:pPr>
-      <w:r>
-        <w:rPr>
-          <w:i/>
-          <w:sz w:val="16"/>
-        </w:rPr>
-        <w:t>All donations go directly to Grant Smith Ellis; this archive is unaffiliated with and receives no proceeds from them.</w:t>
-      </w:r>
-    </w:p>
     <w:sectPr>
       <w:footerReference w:type="default" r:id="rId204"/>
       <w:pgSz w:w="12240" w:h="15840"/>
@@ -11600,8 +12706,9 @@
       <w:jc w:val="center"/>
     </w:pPr>
     <w:r>
-      <w:t>Grant Smith Ellis Court Reporting Archive  |  October 13, 2026</w:t>
+      <w:t xml:space="preserve">October 13, 2026 • </w:t>
     </w:r>
+    <w:fldSimple w:instr="PAGE"/>
   </w:p>
 </w:ftr>
 </file>
